--- a/00WorkHstr/00Basic_Setup_Package/Hstr_Ver_Up_Rauto_Champion_Sys.docx
+++ b/00WorkHstr/00Basic_Setup_Package/Hstr_Ver_Up_Rauto_Champion_Sys.docx
@@ -4684,6 +4684,49 @@
       </w:pPr>
       <w:r>
         <w:t xml:space="preserve">이 시스템 문서가 사실상 ‘공통 척추’의 운영 계층이다. 데이터 사양·검증 방법론(9/9·CPCV·복리)·리스크 3중 방어·용어는 Basic_Trading_Environment_Setup 한 곳에서 관리하고 봇 책들은 참조한다(복붙 금지 — 드리프트 방지). (직접90)</w:t>
+      </w:r>
+    </w:p>
+    <w:p>
+      <w:r>
+        <w:rPr>
+          <w:b/>
+          <w:sz w:val="26"/>
+          <w:color w:val="1F4E79"/>
+        </w:rPr>
+        <w:t xml:space="preserve">[ADR-운영] 2026-06-20 · Rauto 제어앱·AWS 운영 인프라 확립 (07Prj_Rauto_Phone_Stg5)</w:t>
+      </w:r>
+    </w:p>
+    <w:p>
+      <w:r>
+        <w:rPr>
+          <w:sz w:val="20"/>
+        </w:rPr>
+        <w:t xml:space="preserve">결정: 제어앱 b25→b33(RBAC·인증·시크릿파일·토큰만료·Bot로딩·슬롯제거·녹색R(실거래인증)·텍스트선택차단·self-locating) + AWS NSSM 서비스(무창·AUTO_START·재부팅생존) + SSH 직접운영(Claude PC→AWS).</w:t>
+      </w:r>
+    </w:p>
+    <w:p>
+      <w:r>
+        <w:rPr>
+          <w:sz w:val="20"/>
+        </w:rPr>
+        <w:t xml:space="preserve">운영전략 전환: 전략30/운영70. 연속손실 halt 폐기→Expectancy Drift Monitor. 거래소=진실·자동청산=고아/반대만·레버캡24.</w:t>
+      </w:r>
+    </w:p>
+    <w:p>
+      <w:r>
+        <w:rPr>
+          <w:sz w:val="20"/>
+        </w:rPr>
+        <w:t xml:space="preserve">알파 무변경: 챔피언(성급왕TS)·§15 4봇·CVD 롤7h 동결(누적/연속 검증→교체무의미). 향후=7/1 LiveExecutor 신규구축(State Recovery·멱등·하드캡·거래소 resting stop·Drift Monitor).</w:t>
+      </w:r>
+    </w:p>
+    <w:p>
+      <w:r>
+        <w:rPr>
+          <w:sz w:val="19"/>
+          <w:color w:val="666666"/>
+        </w:rPr>
+        <w:t xml:space="preserve">출처: CLAUDE.md §17, Guide v5 Part6, KeyNote_07Prj_Rauto_Phone_Stg5, STATE_Rauto.txt. 신뢰90.</w:t>
       </w:r>
     </w:p>
     <w:sectPr>
